--- a/design/design_handoff_twilight_v1/spec/COMPOSE_Onboarding_-_Version_A__Interleaved___Hope_.docx
+++ b/design/design_handoff_twilight_v1/spec/COMPOSE_Onboarding_-_Version_A__Interleaved___Hope_.docx
@@ -23,7 +23,7 @@
         <w:spacing w:after="140"/>
       </w:pPr>
       <w:r>
-        <w:t xml:space="preserve">Revision 1.1 — QUITTR teardown deltas applied: escalation question, Map baseline gauge + Conditioning drift bar, two reserved testimonial slots, paywall-dismiss screen, post-purchase notes.</w:t>
+        <w:t xml:space="preserve">Revision 1.2 — QUITTR teardown deltas applied (escalation question, Map baseline gauge + Conditioning drift bar, testimonial slots, paywall-dismiss screen, post-purchase notes) + founder refund ruling: all refund language removed; risk reversal is the Day-14 evidence checkpoint.</w:t>
       </w:r>
     </w:p>
     <w:p>
@@ -4996,10 +4996,10 @@
           <w:bCs/>
           <w:color w:val="8A5A24"/>
         </w:rPr>
-        <w:t xml:space="preserve">Risk reversal card:  </w:t>
-      </w:r>
-      <w:r>
-        <w:t xml:space="preserve">14-day baseline check — If your Composure Score hasn’t moved after 14 days, we’ll show you exactly how to request a full refund from Apple — one tap.</w:t>
+        <w:t xml:space="preserve">Risk reversal card (NO refund language — founder ruling):  </w:t>
+      </w:r>
+      <w:r>
+        <w:t xml:space="preserve">The Day-14 baseline check — Your Composure Score is re-measured on Day 14: you watch the change, or see exactly what to adjust. Measured, not promised. And everything you pay for is yours permanently.</w:t>
       </w:r>
     </w:p>
     <w:p>
